--- a/templates/sasu/statuts.docx
+++ b/templates/sasu/statuts.docx
@@ -219,7 +219,7 @@
           <w:sz w:val="32"/>
           <w:szCs w:val="32"/>
         </w:rPr>
-        <w:t>Siege</w:t>
+        <w:t>Siège</w:t>
       </w:r>
       <w:r>
         <w:rPr>
@@ -241,7 +241,7 @@
           <w:sz w:val="32"/>
           <w:szCs w:val="32"/>
         </w:rPr>
-        <w:t xml:space="preserve">{siege_social} de Flandre </w:t>
+        <w:t xml:space="preserve">{siege_social_debut}</w:t>
       </w:r>
     </w:p>
     <w:p>
@@ -257,7 +257,7 @@
           <w:sz w:val="32"/>
           <w:szCs w:val="32"/>
         </w:rPr>
-        <w:t xml:space="preserve">75019 {ville_siege} </w:t>
+        <w:t xml:space="preserve">75019 Paris </w:t>
       </w:r>
     </w:p>
     <w:p>
@@ -438,7 +438,7 @@
       <w:bookmarkStart w:id="1" w:name="_Hlk19095243"/>
       <w:r>
         <w:lastRenderedPageBreak/>
-        <w:t>{denomination}</w:t>
+        <w:t>NA2G CONSEIL</w:t>
       </w:r>
     </w:p>
     <w:p>
@@ -538,7 +538,7 @@
         <w:rPr>
           <w:rFonts w:ascii="Tahoma" w:hAnsi="Tahoma" w:cs="Tahoma"/>
         </w:rPr>
-        <w:t xml:space="preserve">{civilite} </w:t>
+        <w:t xml:space="preserve">Monsieur </w:t>
       </w:r>
       <w:r>
         <w:rPr>
@@ -565,28 +565,28 @@
           <w:rFonts w:ascii="Tahoma" w:eastAsia="Times New Roman" w:hAnsi="Tahoma" w:cs="Tahoma"/>
           <w:lang w:eastAsia="fr-FR"/>
         </w:rPr>
-        <w:t>{date_naissance_j}</w:t>
-      </w:r>
-      <w:r>
-        <w:rPr>
-          <w:rFonts w:ascii="Tahoma" w:eastAsia="Times New Roman" w:hAnsi="Tahoma" w:cs="Tahoma"/>
-          <w:lang w:eastAsia="fr-FR"/>
-        </w:rPr>
-        <w:t>/{date_naissance_m1}</w:t>
-      </w:r>
-      <w:r>
-        <w:rPr>
-          <w:rFonts w:ascii="Tahoma" w:eastAsia="Times New Roman" w:hAnsi="Tahoma" w:cs="Tahoma"/>
-          <w:lang w:eastAsia="fr-FR"/>
-        </w:rPr>
-        <w:t>{date_naissance_m2}</w:t>
-      </w:r>
-      <w:r>
-        <w:rPr>
-          <w:rFonts w:ascii="Tahoma" w:eastAsia="Times New Roman" w:hAnsi="Tahoma" w:cs="Tahoma"/>
-          <w:lang w:eastAsia="fr-FR"/>
-        </w:rPr>
-        <w:t xml:space="preserve">{date_naissance_a} à </w:t>
+        <w:t>{date_naissance}</w:t>
+      </w:r>
+      <w:r>
+        <w:rPr>
+          <w:rFonts w:ascii="Tahoma" w:eastAsia="Times New Roman" w:hAnsi="Tahoma" w:cs="Tahoma"/>
+          <w:lang w:eastAsia="fr-FR"/>
+        </w:rPr>
+        <w:t/>
+      </w:r>
+      <w:r>
+        <w:rPr>
+          <w:rFonts w:ascii="Tahoma" w:eastAsia="Times New Roman" w:hAnsi="Tahoma" w:cs="Tahoma"/>
+          <w:lang w:eastAsia="fr-FR"/>
+        </w:rPr>
+        <w:t/>
+      </w:r>
+      <w:r>
+        <w:rPr>
+          <w:rFonts w:ascii="Tahoma" w:eastAsia="Times New Roman" w:hAnsi="Tahoma" w:cs="Tahoma"/>
+          <w:lang w:eastAsia="fr-FR"/>
+        </w:rPr>
+        <w:t xml:space="preserve"> à </w:t>
       </w:r>
       <w:r>
         <w:rPr>
@@ -621,7 +621,21 @@
           <w:rFonts w:ascii="Tahoma" w:eastAsia="Times New Roman" w:hAnsi="Tahoma" w:cs="Tahoma"/>
           <w:lang w:eastAsia="fr-FR"/>
         </w:rPr>
-        <w:t xml:space="preserve"> {siege_social}</w:t>
+        <w:t xml:space="preserve">{adresse_debut}</w:t>
+      </w:r>
+      <w:r>
+        <w:rPr>
+          <w:rFonts w:ascii="Tahoma" w:eastAsia="Times New Roman" w:hAnsi="Tahoma" w:cs="Tahoma"/>
+          <w:lang w:eastAsia="fr-FR"/>
+        </w:rPr>
+        <w:t xml:space="preserve"/>
+      </w:r>
+      <w:r>
+        <w:rPr>
+          <w:rFonts w:ascii="Tahoma" w:eastAsia="Times New Roman" w:hAnsi="Tahoma" w:cs="Tahoma"/>
+          <w:lang w:eastAsia="fr-FR"/>
+        </w:rPr>
+        <w:t/>
       </w:r>
       <w:r>
         <w:rPr>
@@ -636,20 +650,6 @@
           <w:lang w:eastAsia="fr-FR"/>
         </w:rPr>
         <w:t/>
-      </w:r>
-      <w:r>
-        <w:rPr>
-          <w:rFonts w:ascii="Tahoma" w:eastAsia="Times New Roman" w:hAnsi="Tahoma" w:cs="Tahoma"/>
-          <w:lang w:eastAsia="fr-FR"/>
-        </w:rPr>
-        <w:t xml:space="preserve"> </w:t>
-      </w:r>
-      <w:r>
-        <w:rPr>
-          <w:rFonts w:ascii="Tahoma" w:eastAsia="Times New Roman" w:hAnsi="Tahoma" w:cs="Tahoma"/>
-          <w:lang w:eastAsia="fr-FR"/>
-        </w:rPr>
-        <w:t>{ville_siege}</w:t>
       </w:r>
       <w:r>
         <w:rPr>
@@ -3892,7 +3892,7 @@
         <w:rPr>
           <w:rFonts w:ascii="Tahoma" w:hAnsi="Tahoma" w:cs="Tahoma"/>
         </w:rPr>
-        <w:t xml:space="preserve">{civilite} </w:t>
+        <w:t xml:space="preserve">Monsieur </w:t>
       </w:r>
       <w:r>
         <w:rPr>
@@ -3912,28 +3912,28 @@
           <w:rFonts w:ascii="Tahoma" w:eastAsia="Times New Roman" w:hAnsi="Tahoma" w:cs="Tahoma"/>
           <w:lang w:eastAsia="fr-FR"/>
         </w:rPr>
-        <w:t>{date_naissance_j}</w:t>
-      </w:r>
-      <w:r>
-        <w:rPr>
-          <w:rFonts w:ascii="Tahoma" w:eastAsia="Times New Roman" w:hAnsi="Tahoma" w:cs="Tahoma"/>
-          <w:lang w:eastAsia="fr-FR"/>
-        </w:rPr>
-        <w:t>/{date_naissance_m1}</w:t>
-      </w:r>
-      <w:r>
-        <w:rPr>
-          <w:rFonts w:ascii="Tahoma" w:eastAsia="Times New Roman" w:hAnsi="Tahoma" w:cs="Tahoma"/>
-          <w:lang w:eastAsia="fr-FR"/>
-        </w:rPr>
-        <w:t>{date_naissance_m2}</w:t>
-      </w:r>
-      <w:r>
-        <w:rPr>
-          <w:rFonts w:ascii="Tahoma" w:eastAsia="Times New Roman" w:hAnsi="Tahoma" w:cs="Tahoma"/>
-          <w:lang w:eastAsia="fr-FR"/>
-        </w:rPr>
-        <w:t xml:space="preserve">{date_naissance_a} à </w:t>
+        <w:t>{date_naissance}</w:t>
+      </w:r>
+      <w:r>
+        <w:rPr>
+          <w:rFonts w:ascii="Tahoma" w:eastAsia="Times New Roman" w:hAnsi="Tahoma" w:cs="Tahoma"/>
+          <w:lang w:eastAsia="fr-FR"/>
+        </w:rPr>
+        <w:t/>
+      </w:r>
+      <w:r>
+        <w:rPr>
+          <w:rFonts w:ascii="Tahoma" w:eastAsia="Times New Roman" w:hAnsi="Tahoma" w:cs="Tahoma"/>
+          <w:lang w:eastAsia="fr-FR"/>
+        </w:rPr>
+        <w:t/>
+      </w:r>
+      <w:r>
+        <w:rPr>
+          <w:rFonts w:ascii="Tahoma" w:eastAsia="Times New Roman" w:hAnsi="Tahoma" w:cs="Tahoma"/>
+          <w:lang w:eastAsia="fr-FR"/>
+        </w:rPr>
+        <w:t xml:space="preserve"> à </w:t>
       </w:r>
       <w:r>
         <w:rPr>
@@ -3968,7 +3968,21 @@
           <w:rFonts w:ascii="Tahoma" w:eastAsia="Times New Roman" w:hAnsi="Tahoma" w:cs="Tahoma"/>
           <w:lang w:eastAsia="fr-FR"/>
         </w:rPr>
-        <w:t xml:space="preserve"> {siege_social}</w:t>
+        <w:t xml:space="preserve">{adresse_debut}</w:t>
+      </w:r>
+      <w:r>
+        <w:rPr>
+          <w:rFonts w:ascii="Tahoma" w:eastAsia="Times New Roman" w:hAnsi="Tahoma" w:cs="Tahoma"/>
+          <w:lang w:eastAsia="fr-FR"/>
+        </w:rPr>
+        <w:t xml:space="preserve"/>
+      </w:r>
+      <w:r>
+        <w:rPr>
+          <w:rFonts w:ascii="Tahoma" w:eastAsia="Times New Roman" w:hAnsi="Tahoma" w:cs="Tahoma"/>
+          <w:lang w:eastAsia="fr-FR"/>
+        </w:rPr>
+        <w:t/>
       </w:r>
       <w:r>
         <w:rPr>
@@ -3983,20 +3997,6 @@
           <w:lang w:eastAsia="fr-FR"/>
         </w:rPr>
         <w:t/>
-      </w:r>
-      <w:r>
-        <w:rPr>
-          <w:rFonts w:ascii="Tahoma" w:eastAsia="Times New Roman" w:hAnsi="Tahoma" w:cs="Tahoma"/>
-          <w:lang w:eastAsia="fr-FR"/>
-        </w:rPr>
-        <w:t xml:space="preserve"> </w:t>
-      </w:r>
-      <w:r>
-        <w:rPr>
-          <w:rFonts w:ascii="Tahoma" w:eastAsia="Times New Roman" w:hAnsi="Tahoma" w:cs="Tahoma"/>
-          <w:lang w:eastAsia="fr-FR"/>
-        </w:rPr>
-        <w:t>{ville_siege}</w:t>
       </w:r>
     </w:p>
     <w:p>
@@ -4027,7 +4027,7 @@
         <w:rPr>
           <w:rFonts w:ascii="Tahoma" w:hAnsi="Tahoma" w:cs="Tahoma"/>
         </w:rPr>
-        <w:t xml:space="preserve">{civilite} </w:t>
+        <w:t xml:space="preserve">Monsieur </w:t>
       </w:r>
       <w:r>
         <w:rPr>
@@ -4079,7 +4079,7 @@
         <w:t xml:space="preserve"> - Actes accomplis pour le compte de la Société en formation</w:t>
       </w:r>
     </w:p>
-    <w:p w14:textId="5E0{siege_social}E0">
+    <w:p>
       <w:pPr>
         <w:rPr>
           <w:rFonts w:ascii="Tahoma" w:hAnsi="Tahoma" w:cs="Tahoma"/>

--- a/templates/sasu/statuts.docx
+++ b/templates/sasu/statuts.docx
@@ -835,11 +835,7 @@
     </w:p>
     <w:p>
       <w:pPr>
-        <w:numPr>
-          <w:ilvl w:val="0"/>
-          <w:numId w:val="9"/>
-        </w:numPr>
-        <w:spacing w:before="100" w:beforeAutospacing="1" w:after="100" w:afterAutospacing="1" w:line="240" w:lineRule="auto"/>
+        <w:spacing w:before="100" w:after="100" w:line="240" w:lineRule="auto"/>
         <w:rPr>
           <w:rFonts w:ascii="Tahoma" w:hAnsi="Tahoma" w:cs="Tahoma"/>
         </w:rPr>
@@ -848,61 +844,7 @@
         <w:rPr>
           <w:rFonts w:ascii="Tahoma" w:hAnsi="Tahoma" w:cs="Tahoma"/>
         </w:rPr>
-        <w:t>Régie commerciale, développement commercial, apporteurs d'affaires, call-center, prise de rendez-vous, commissions sur ventes, intermédiations, en France et à l’international.</w:t>
-      </w:r>
-    </w:p>
-    <w:p>
-      <w:pPr>
-        <w:numPr>
-          <w:ilvl w:val="0"/>
-          <w:numId w:val="9"/>
-        </w:numPr>
-        <w:spacing w:before="100" w:beforeAutospacing="1" w:after="100" w:afterAutospacing="1" w:line="240" w:lineRule="auto"/>
-        <w:rPr>
-          <w:rFonts w:ascii="Tahoma" w:hAnsi="Tahoma" w:cs="Tahoma"/>
-        </w:rPr>
-      </w:pPr>
-      <w:r>
-        <w:rPr>
-          <w:rFonts w:ascii="Tahoma" w:hAnsi="Tahoma" w:cs="Tahoma"/>
-        </w:rPr>
-        <w:t>Ventes et achats en France et à l’international</w:t>
-      </w:r>
-    </w:p>
-    <w:p>
-      <w:pPr>
-        <w:numPr>
-          <w:ilvl w:val="0"/>
-          <w:numId w:val="9"/>
-        </w:numPr>
-        <w:spacing w:before="100" w:beforeAutospacing="1" w:after="100" w:afterAutospacing="1" w:line="240" w:lineRule="auto"/>
-        <w:rPr>
-          <w:rFonts w:ascii="Tahoma" w:hAnsi="Tahoma" w:cs="Tahoma"/>
-        </w:rPr>
-      </w:pPr>
-      <w:r>
-        <w:rPr>
-          <w:rFonts w:ascii="Tahoma" w:hAnsi="Tahoma" w:cs="Tahoma"/>
-        </w:rPr>
-        <w:t xml:space="preserve">La participation de la Société, par tous moyens, à toutes entreprises ou sociétés créées ou à créer, pouvant se rattacher à l'objet social, notamment par voie de création de sociétés nouvelles, d'apport, commandite, souscription ou rachat de titres ou droits sociaux, fusion, alliance ou association en participation ou groupement d'intérêt économique ou de location gérance de tous fonds de commerce. </w:t>
-      </w:r>
-    </w:p>
-    <w:p>
-      <w:pPr>
-        <w:numPr>
-          <w:ilvl w:val="0"/>
-          <w:numId w:val="9"/>
-        </w:numPr>
-        <w:spacing w:before="100" w:beforeAutospacing="1" w:after="100" w:afterAutospacing="1" w:line="240" w:lineRule="auto"/>
-        <w:rPr>
-          <w:rFonts w:ascii="Tahoma" w:hAnsi="Tahoma" w:cs="Tahoma"/>
-        </w:rPr>
-      </w:pPr>
-      <w:r>
-        <w:rPr>
-          <w:rFonts w:ascii="Tahoma" w:hAnsi="Tahoma" w:cs="Tahoma"/>
-        </w:rPr>
-        <w:t>Et plus généralement, toutes opérations industrielles, commerciales et financières, mobilières et immobilières pouvant se rattacher directement ou indirectement à l'objet social et à tous objets similaires ou connexes pouvant favoriser son extension ou son développement.</w:t>
+        <w:t>{objet_social}</w:t>
       </w:r>
     </w:p>
     <w:p>

--- a/templates/sasu/statuts.docx
+++ b/templates/sasu/statuts.docx
@@ -614,7 +614,7 @@
           <w:rFonts w:ascii="Tahoma" w:eastAsia="Times New Roman" w:hAnsi="Tahoma" w:cs="Tahoma"/>
           <w:lang w:eastAsia="fr-FR"/>
         </w:rPr>
-        <w:t xml:space="preserve"> de nationalité {nationalite} demeurant au</w:t>
+        <w:t xml:space="preserve"> de nationalité {nationalite} demeurant au </w:t>
       </w:r>
       <w:r>
         <w:rPr>

--- a/templates/sasu/statuts.docx
+++ b/templates/sasu/statuts.docx
@@ -621,14 +621,7 @@
           <w:rFonts w:ascii="Tahoma" w:eastAsia="Times New Roman" w:hAnsi="Tahoma" w:cs="Tahoma"/>
           <w:lang w:eastAsia="fr-FR"/>
         </w:rPr>
-        <w:t xml:space="preserve">{adresse_debut}</w:t>
-      </w:r>
-      <w:r>
-        <w:rPr>
-          <w:rFonts w:ascii="Tahoma" w:eastAsia="Times New Roman" w:hAnsi="Tahoma" w:cs="Tahoma"/>
-          <w:lang w:eastAsia="fr-FR"/>
-        </w:rPr>
-        <w:t xml:space="preserve"/>
+        <w:t xml:space="preserve">{adresse_debut}, {adresse_cp} {adresse_ville}</w:t>
       </w:r>
       <w:r>
         <w:rPr>

--- a/templates/sasu/statuts.docx
+++ b/templates/sasu/statuts.docx
@@ -1294,7 +1294,7 @@
           <w:rFonts w:ascii="Tahoma" w:eastAsia="Times New Roman" w:hAnsi="Tahoma" w:cs="Tahoma"/>
           <w:lang w:eastAsia="fr-FR"/>
         </w:rPr>
-        <w:t>cent</w:t>
+        <w:t>{capital_lettres}</w:t>
       </w:r>
       <w:r>
         <w:rPr>
